--- a/ebola/northkivu_SAP/EVD_NorthKivu_SAP.docx
+++ b/ebola/northkivu_SAP/EVD_NorthKivu_SAP.docx
@@ -15,7 +15,7 @@
         <w:pStyle w:val="Subtitle"/>
       </w:pPr>
       <w:r>
-        <w:t xml:space="preserve">Clinical Data Platform - North Kivu Outbreak</w:t>
+        <w:t xml:space="preserve">🇨🇩 2019 North Kivu Outbreak</w:t>
       </w:r>
     </w:p>
     <w:p>
@@ -23,7 +23,7 @@
         <w:pStyle w:val="Author"/>
       </w:pPr>
       <w:r>
-        <w:t xml:space="preserve">WHO Clinical Data Platform</w:t>
+        <w:t xml:space="preserve">WHO Global Clinical Platform</w:t>
       </w:r>
     </w:p>
     <w:p>

--- a/ebola/northkivu_SAP/EVD_NorthKivu_SAP.docx
+++ b/ebola/northkivu_SAP/EVD_NorthKivu_SAP.docx
@@ -15,7 +15,61 @@
         <w:pStyle w:val="Subtitle"/>
       </w:pPr>
       <w:r>
-        <w:t xml:space="preserve">🇨🇩 2019 North Kivu Outbreak</w:t>
+        <w:drawing>
+          <wp:inline>
+            <wp:extent cx="143999" cy="143999"/>
+            <wp:effectExtent b="0" l="0" r="0" t="0"/>
+            <wp:docPr descr="" title="" id="21" name="Picture"/>
+            <a:graphic>
+              <a:graphicData uri="http://schemas.openxmlformats.org/drawingml/2006/picture">
+                <pic:pic>
+                  <pic:nvPicPr>
+                    <pic:cNvPr descr="cd.svg" id="22" name="Picture"/>
+                    <pic:cNvPicPr>
+                      <a:picLocks noChangeArrowheads="1" noChangeAspect="1"/>
+                    </pic:cNvPicPr>
+                  </pic:nvPicPr>
+                  <pic:blipFill>
+                    <a:blip r:embed="rId23">
+                      <a:extLst>
+                        <a:ext uri="{28A0092B-C50C-407E-A947-70E740481C1C}">
+                          <a14:useLocalDpi xmlns:a14="http://schemas.microsoft.com/office/drawing/2010/main" val="0"/>
+                        </a:ext>
+                        <a:ext uri="{96DAC541-7B7A-43D3-8B79-37D633B846F1}">
+                          <asvg:svgBlip xmlns:asvg="http://schemas.microsoft.com/office/drawing/2016/SVG/main" r:embed="rId20"/>
+                        </a:ext>
+                      </a:extLst>
+                    </a:blip>
+                    <a:stretch>
+                      <a:fillRect/>
+                    </a:stretch>
+                  </pic:blipFill>
+                  <pic:spPr bwMode="auto">
+                    <a:xfrm>
+                      <a:off x="0" y="0"/>
+                      <a:ext cx="143999" cy="143999"/>
+                    </a:xfrm>
+                    <a:prstGeom prst="rect">
+                      <a:avLst/>
+                    </a:prstGeom>
+                    <a:noFill/>
+                    <a:ln w="9525">
+                      <a:noFill/>
+                      <a:headEnd/>
+                      <a:tailEnd/>
+                    </a:ln>
+                  </pic:spPr>
+                </pic:pic>
+              </a:graphicData>
+            </a:graphic>
+          </wp:inline>
+        </w:drawing>
+      </w:r>
+      <w:r>
+        <w:t xml:space="preserve"> </w:t>
+      </w:r>
+      <w:r>
+        <w:t xml:space="preserve">2019 North Kivu Outbreak</w:t>
       </w:r>
     </w:p>
     <w:p>
@@ -81,18 +135,18 @@
                 <wp:inline>
                   <wp:extent cx="152400" cy="152400"/>
                   <wp:effectExtent b="0" l="0" r="0" t="0"/>
-                  <wp:docPr descr="" title="" id="21" name="Picture"/>
+                  <wp:docPr descr="" title="" id="25" name="Picture"/>
                   <a:graphic>
                     <a:graphicData uri="http://schemas.openxmlformats.org/drawingml/2006/picture">
                       <pic:pic>
                         <pic:nvPicPr>
-                          <pic:cNvPr descr="/Applications/quarto/share/formats/docx/note.png" id="22" name="Picture"/>
+                          <pic:cNvPr descr="/Applications/quarto/share/formats/docx/note.png" id="26" name="Picture"/>
                           <pic:cNvPicPr>
                             <a:picLocks noChangeArrowheads="1" noChangeAspect="1"/>
                           </pic:cNvPicPr>
                         </pic:nvPicPr>
                         <pic:blipFill>
-                          <a:blip r:embed="rId20"/>
+                          <a:blip r:embed="rId24"/>
                           <a:stretch>
                             <a:fillRect/>
                           </a:stretch>
@@ -239,7 +293,7 @@
         </w:tc>
       </w:tr>
     </w:tbl>
-    <w:bookmarkStart w:id="27" w:name="study-overview"/>
+    <w:bookmarkStart w:id="31" w:name="study-overview"/>
     <w:p>
       <w:pPr>
         <w:pStyle w:val="Heading1"/>
@@ -312,7 +366,7 @@
       <w:tr>
         <w:tc>
           <w:tcPr/>
-          <w:bookmarkStart w:id="26" w:name="fig-flow"/>
+          <w:bookmarkStart w:id="30" w:name="fig-flow"/>
           <w:p>
             <w:pPr>
               <w:pStyle w:val="Compact"/>
@@ -323,18 +377,18 @@
                 <wp:inline>
                   <wp:extent cx="5334000" cy="3166550"/>
                   <wp:effectExtent b="0" l="0" r="0" t="0"/>
-                  <wp:docPr descr="" title="" id="24" name="Picture"/>
+                  <wp:docPr descr="" title="" id="28" name="Picture"/>
                   <a:graphic>
                     <a:graphicData uri="http://schemas.openxmlformats.org/drawingml/2006/picture">
                       <pic:pic>
                         <pic:nvPicPr>
-                          <pic:cNvPr descr="_1.EVD.NorthKivu.SAP_2026-04-22_files/figure-docx/fig-flow-1.png" id="25" name="Picture"/>
+                          <pic:cNvPr descr="_1.EVD.NorthKivu.SAP_2026-04-22_files/figure-docx/fig-flow-1.png" id="29" name="Picture"/>
                           <pic:cNvPicPr>
                             <a:picLocks noChangeArrowheads="1" noChangeAspect="1"/>
                           </pic:cNvPicPr>
                         </pic:nvPicPr>
                         <pic:blipFill>
-                          <a:blip r:embed="rId23"/>
+                          <a:blip r:embed="rId27"/>
                           <a:stretch>
                             <a:fillRect/>
                           </a:stretch>
@@ -374,7 +428,7 @@
               <w:t xml:space="preserve">Figure 1: Study Flow Diagram</w:t>
             </w:r>
           </w:p>
-          <w:bookmarkEnd w:id="26"/>
+          <w:bookmarkEnd w:id="30"/>
         </w:tc>
       </w:tr>
     </w:tbl>
@@ -385,8 +439,8 @@
         </w:pict>
       </w:r>
     </w:p>
-    <w:bookmarkEnd w:id="27"/>
-    <w:bookmarkStart w:id="36" w:name="variable-grouping-data-harmonization"/>
+    <w:bookmarkEnd w:id="31"/>
+    <w:bookmarkStart w:id="40" w:name="variable-grouping-data-harmonization"/>
     <w:p>
       <w:pPr>
         <w:pStyle w:val="Heading1"/>
@@ -456,7 +510,7 @@
       <w:tr>
         <w:tc>
           <w:tcPr/>
-          <w:bookmarkStart w:id="31" w:name="fig-dag"/>
+          <w:bookmarkStart w:id="35" w:name="fig-dag"/>
           <w:p>
             <w:pPr>
               <w:pStyle w:val="Compact"/>
@@ -467,18 +521,18 @@
                 <wp:inline>
                   <wp:extent cx="5334000" cy="3166550"/>
                   <wp:effectExtent b="0" l="0" r="0" t="0"/>
-                  <wp:docPr descr="" title="" id="29" name="Picture"/>
+                  <wp:docPr descr="" title="" id="33" name="Picture"/>
                   <a:graphic>
                     <a:graphicData uri="http://schemas.openxmlformats.org/drawingml/2006/picture">
                       <pic:pic>
                         <pic:nvPicPr>
-                          <pic:cNvPr descr="_1.EVD.NorthKivu.SAP_2026-04-22_files/figure-docx/fig-dag-1.png" id="30" name="Picture"/>
+                          <pic:cNvPr descr="_1.EVD.NorthKivu.SAP_2026-04-22_files/figure-docx/fig-dag-1.png" id="34" name="Picture"/>
                           <pic:cNvPicPr>
                             <a:picLocks noChangeArrowheads="1" noChangeAspect="1"/>
                           </pic:cNvPicPr>
                         </pic:nvPicPr>
                         <pic:blipFill>
-                          <a:blip r:embed="rId28"/>
+                          <a:blip r:embed="rId32"/>
                           <a:stretch>
                             <a:fillRect/>
                           </a:stretch>
@@ -518,7 +572,7 @@
               <w:t xml:space="preserve">Figure 2: Directed Acyclic Graphs (DAG)</w:t>
             </w:r>
           </w:p>
-          <w:bookmarkEnd w:id="31"/>
+          <w:bookmarkEnd w:id="35"/>
         </w:tc>
       </w:tr>
     </w:tbl>
@@ -587,7 +641,7 @@
       <w:tr>
         <w:tc>
           <w:tcPr/>
-          <w:bookmarkStart w:id="35" w:name="tbl-group"/>
+          <w:bookmarkStart w:id="39" w:name="tbl-group"/>
           <w:p>
             <w:pPr>
               <w:jc w:val="center"/>
@@ -610,18 +664,18 @@
                 <wp:inline>
                   <wp:extent cx="5334000" cy="1965523"/>
                   <wp:effectExtent b="0" l="0" r="0" t="0"/>
-                  <wp:docPr descr="" title="" id="33" name="Picture"/>
+                  <wp:docPr descr="" title="" id="37" name="Picture"/>
                   <a:graphic>
                     <a:graphicData uri="http://schemas.openxmlformats.org/drawingml/2006/picture">
                       <pic:pic>
                         <pic:nvPicPr>
-                          <pic:cNvPr descr="_1.EVD.NorthKivu.SAP_2026-04-22_files/figure-docx/tbl-group-1.png" id="34" name="Picture"/>
+                          <pic:cNvPr descr="_1.EVD.NorthKivu.SAP_2026-04-22_files/figure-docx/tbl-group-1.png" id="38" name="Picture"/>
                           <pic:cNvPicPr>
                             <a:picLocks noChangeArrowheads="1" noChangeAspect="1"/>
                           </pic:cNvPicPr>
                         </pic:nvPicPr>
                         <pic:blipFill>
-                          <a:blip r:embed="rId32"/>
+                          <a:blip r:embed="rId36"/>
                           <a:stretch>
                             <a:fillRect/>
                           </a:stretch>
@@ -648,7 +702,7 @@
               </w:drawing>
             </w:r>
           </w:p>
-          <w:bookmarkEnd w:id="35"/>
+          <w:bookmarkEnd w:id="39"/>
         </w:tc>
       </w:tr>
     </w:tbl>
@@ -659,8 +713,8 @@
         </w:pict>
       </w:r>
     </w:p>
-    <w:bookmarkEnd w:id="36"/>
-    <w:bookmarkStart w:id="45" w:name="statistical-methodology"/>
+    <w:bookmarkEnd w:id="40"/>
+    <w:bookmarkStart w:id="49" w:name="statistical-methodology"/>
     <w:p>
       <w:pPr>
         <w:pStyle w:val="Heading1"/>
@@ -701,7 +755,7 @@
       <w:tr>
         <w:tc>
           <w:tcPr/>
-          <w:bookmarkStart w:id="40" w:name="fig-stepwise"/>
+          <w:bookmarkStart w:id="44" w:name="fig-stepwise"/>
           <w:p>
             <w:pPr>
               <w:pStyle w:val="Compact"/>
@@ -712,18 +766,18 @@
                 <wp:inline>
                   <wp:extent cx="5334000" cy="3166550"/>
                   <wp:effectExtent b="0" l="0" r="0" t="0"/>
-                  <wp:docPr descr="" title="" id="38" name="Picture"/>
+                  <wp:docPr descr="" title="" id="42" name="Picture"/>
                   <a:graphic>
                     <a:graphicData uri="http://schemas.openxmlformats.org/drawingml/2006/picture">
                       <pic:pic>
                         <pic:nvPicPr>
-                          <pic:cNvPr descr="_1.EVD.NorthKivu.SAP_2026-04-22_files/figure-docx/fig-stepwise-1.png" id="39" name="Picture"/>
+                          <pic:cNvPr descr="_1.EVD.NorthKivu.SAP_2026-04-22_files/figure-docx/fig-stepwise-1.png" id="43" name="Picture"/>
                           <pic:cNvPicPr>
                             <a:picLocks noChangeArrowheads="1" noChangeAspect="1"/>
                           </pic:cNvPicPr>
                         </pic:nvPicPr>
                         <pic:blipFill>
-                          <a:blip r:embed="rId37"/>
+                          <a:blip r:embed="rId41"/>
                           <a:stretch>
                             <a:fillRect/>
                           </a:stretch>
@@ -763,11 +817,11 @@
               <w:t xml:space="preserve">Figure 3: Proposed Stepwise Modeling Workflow for EVD Outcomes.</w:t>
             </w:r>
           </w:p>
-          <w:bookmarkEnd w:id="40"/>
+          <w:bookmarkEnd w:id="44"/>
         </w:tc>
       </w:tr>
     </w:tbl>
-    <w:bookmarkStart w:id="41" w:name="data-preparation-and-harmonization"/>
+    <w:bookmarkStart w:id="45" w:name="data-preparation-and-harmonization"/>
     <w:p>
       <w:pPr>
         <w:pStyle w:val="Heading2"/>
@@ -793,8 +847,8 @@
         <w:t xml:space="preserve">All clinical variables are inspected for consistency, and missingness is addressed through complete-case analysis or multiple imputation, depending on the variable’s importance and the proportion of missing entries.</w:t>
       </w:r>
     </w:p>
-    <w:bookmarkEnd w:id="41"/>
-    <w:bookmarkStart w:id="42" w:name="predictor-selection-framework"/>
+    <w:bookmarkEnd w:id="45"/>
+    <w:bookmarkStart w:id="46" w:name="predictor-selection-framework"/>
     <w:p>
       <w:pPr>
         <w:pStyle w:val="Heading2"/>
@@ -886,8 +940,8 @@
         <w:t xml:space="preserve">This penalized regression technique shrinks coefficients of weaker predictors to zero, retaining only the most stable clinical associations for the final multivariable models.</w:t>
       </w:r>
     </w:p>
-    <w:bookmarkEnd w:id="42"/>
-    <w:bookmarkStart w:id="43" w:name="Xf7a7b6c616062ca1daf1e148eaa427359810145"/>
+    <w:bookmarkEnd w:id="46"/>
+    <w:bookmarkStart w:id="47" w:name="Xf7a7b6c616062ca1daf1e148eaa427359810145"/>
     <w:p>
       <w:pPr>
         <w:pStyle w:val="Heading2"/>
@@ -1084,8 +1138,8 @@
         <w:t xml:space="preserve">) for predicting mortality.</w:t>
       </w:r>
     </w:p>
-    <w:bookmarkEnd w:id="43"/>
-    <w:bookmarkStart w:id="44" w:name="software-and-reproducibility"/>
+    <w:bookmarkEnd w:id="47"/>
+    <w:bookmarkStart w:id="48" w:name="software-and-reproducibility"/>
     <w:p>
       <w:pPr>
         <w:pStyle w:val="Heading2"/>
@@ -1114,9 +1168,9 @@
         <w:t xml:space="preserve">raw data to the final analytical outputs is fully reproducible and transparent.</w:t>
       </w:r>
     </w:p>
-    <w:bookmarkEnd w:id="44"/>
-    <w:bookmarkEnd w:id="45"/>
-    <w:bookmarkStart w:id="46" w:name="pediatric-sub-analysis-proposed"/>
+    <w:bookmarkEnd w:id="48"/>
+    <w:bookmarkEnd w:id="49"/>
+    <w:bookmarkStart w:id="50" w:name="pediatric-sub-analysis-proposed"/>
     <w:p>
       <w:pPr>
         <w:pStyle w:val="Heading1"/>
@@ -1155,8 +1209,8 @@
         <w:t xml:space="preserve">Survival Comparison: Weibull proportional hazards models stratified by age groups (&lt;5, 5-17) to determine if admission delays impact children differently than adults.</w:t>
       </w:r>
     </w:p>
-    <w:bookmarkEnd w:id="46"/>
-    <w:bookmarkStart w:id="56" w:name="proposed-analytical-outputs"/>
+    <w:bookmarkEnd w:id="50"/>
+    <w:bookmarkStart w:id="60" w:name="proposed-analytical-outputs"/>
     <w:p>
       <w:pPr>
         <w:pStyle w:val="Heading1"/>
@@ -1215,18 +1269,18 @@
                 <wp:inline>
                   <wp:extent cx="152400" cy="152400"/>
                   <wp:effectExtent b="0" l="0" r="0" t="0"/>
-                  <wp:docPr descr="" title="" id="48" name="Picture"/>
+                  <wp:docPr descr="" title="" id="52" name="Picture"/>
                   <a:graphic>
                     <a:graphicData uri="http://schemas.openxmlformats.org/drawingml/2006/picture">
                       <pic:pic>
                         <pic:nvPicPr>
-                          <pic:cNvPr descr="/Applications/quarto/share/formats/docx/tip.png" id="49" name="Picture"/>
+                          <pic:cNvPr descr="/Applications/quarto/share/formats/docx/tip.png" id="53" name="Picture"/>
                           <pic:cNvPicPr>
                             <a:picLocks noChangeArrowheads="1" noChangeAspect="1"/>
                           </pic:cNvPicPr>
                         </pic:nvPicPr>
                         <pic:blipFill>
-                          <a:blip r:embed="rId47"/>
+                          <a:blip r:embed="rId51"/>
                           <a:stretch>
                             <a:fillRect/>
                           </a:stretch>
@@ -1496,18 +1550,18 @@
                 <wp:inline>
                   <wp:extent cx="152400" cy="152400"/>
                   <wp:effectExtent b="0" l="0" r="0" t="0"/>
-                  <wp:docPr descr="" title="" id="50" name="Picture"/>
+                  <wp:docPr descr="" title="" id="54" name="Picture"/>
                   <a:graphic>
                     <a:graphicData uri="http://schemas.openxmlformats.org/drawingml/2006/picture">
                       <pic:pic>
                         <pic:nvPicPr>
-                          <pic:cNvPr descr="/Applications/quarto/share/formats/docx/tip.png" id="51" name="Picture"/>
+                          <pic:cNvPr descr="/Applications/quarto/share/formats/docx/tip.png" id="55" name="Picture"/>
                           <pic:cNvPicPr>
                             <a:picLocks noChangeArrowheads="1" noChangeAspect="1"/>
                           </pic:cNvPicPr>
                         </pic:nvPicPr>
                         <pic:blipFill>
-                          <a:blip r:embed="rId47"/>
+                          <a:blip r:embed="rId51"/>
                           <a:stretch>
                             <a:fillRect/>
                           </a:stretch>
@@ -1649,18 +1703,18 @@
                 <wp:inline>
                   <wp:extent cx="152400" cy="152400"/>
                   <wp:effectExtent b="0" l="0" r="0" t="0"/>
-                  <wp:docPr descr="" title="" id="52" name="Picture"/>
+                  <wp:docPr descr="" title="" id="56" name="Picture"/>
                   <a:graphic>
                     <a:graphicData uri="http://schemas.openxmlformats.org/drawingml/2006/picture">
                       <pic:pic>
                         <pic:nvPicPr>
-                          <pic:cNvPr descr="/Applications/quarto/share/formats/docx/tip.png" id="53" name="Picture"/>
+                          <pic:cNvPr descr="/Applications/quarto/share/formats/docx/tip.png" id="57" name="Picture"/>
                           <pic:cNvPicPr>
                             <a:picLocks noChangeArrowheads="1" noChangeAspect="1"/>
                           </pic:cNvPicPr>
                         </pic:nvPicPr>
                         <pic:blipFill>
-                          <a:blip r:embed="rId47"/>
+                          <a:blip r:embed="rId51"/>
                           <a:stretch>
                             <a:fillRect/>
                           </a:stretch>
@@ -1831,18 +1885,18 @@
                 <wp:inline>
                   <wp:extent cx="152400" cy="152400"/>
                   <wp:effectExtent b="0" l="0" r="0" t="0"/>
-                  <wp:docPr descr="" title="" id="54" name="Picture"/>
+                  <wp:docPr descr="" title="" id="58" name="Picture"/>
                   <a:graphic>
                     <a:graphicData uri="http://schemas.openxmlformats.org/drawingml/2006/picture">
                       <pic:pic>
                         <pic:nvPicPr>
-                          <pic:cNvPr descr="/Applications/quarto/share/formats/docx/tip.png" id="55" name="Picture"/>
+                          <pic:cNvPr descr="/Applications/quarto/share/formats/docx/tip.png" id="59" name="Picture"/>
                           <pic:cNvPicPr>
                             <a:picLocks noChangeArrowheads="1" noChangeAspect="1"/>
                           </pic:cNvPicPr>
                         </pic:nvPicPr>
                         <pic:blipFill>
-                          <a:blip r:embed="rId47"/>
+                          <a:blip r:embed="rId51"/>
                           <a:stretch>
                             <a:fillRect/>
                           </a:stretch>
@@ -2031,8 +2085,8 @@
         <w:t xml:space="preserve">Specific Experimental Treatments (Remdesivir, Zmapp, mAb114), Presence of Bleeding Signs, Signs of Renal Impairment, Rhabdomyolysis.</w:t>
       </w:r>
     </w:p>
-    <w:bookmarkEnd w:id="56"/>
-    <w:bookmarkStart w:id="61" w:name="X38ec53dc4134c079aa6a1f88278556805a63330"/>
+    <w:bookmarkEnd w:id="60"/>
+    <w:bookmarkStart w:id="65" w:name="X38ec53dc4134c079aa6a1f88278556805a63330"/>
     <w:p>
       <w:pPr>
         <w:pStyle w:val="Heading1"/>
@@ -2096,7 +2150,7 @@
       <w:tr>
         <w:tc>
           <w:tcPr/>
-          <w:bookmarkStart w:id="60" w:name="tbl-variables"/>
+          <w:bookmarkStart w:id="64" w:name="tbl-variables"/>
           <w:p>
             <w:pPr>
               <w:jc w:val="center"/>
@@ -2119,18 +2173,18 @@
                 <wp:inline>
                   <wp:extent cx="5334000" cy="1597421"/>
                   <wp:effectExtent b="0" l="0" r="0" t="0"/>
-                  <wp:docPr descr="" title="" id="58" name="Picture"/>
+                  <wp:docPr descr="" title="" id="62" name="Picture"/>
                   <a:graphic>
                     <a:graphicData uri="http://schemas.openxmlformats.org/drawingml/2006/picture">
                       <pic:pic>
                         <pic:nvPicPr>
-                          <pic:cNvPr descr="_1.EVD.NorthKivu.SAP_2026-04-22_files/figure-docx/tbl-variables-1.png" id="59" name="Picture"/>
+                          <pic:cNvPr descr="_1.EVD.NorthKivu.SAP_2026-04-22_files/figure-docx/tbl-variables-1.png" id="63" name="Picture"/>
                           <pic:cNvPicPr>
                             <a:picLocks noChangeArrowheads="1" noChangeAspect="1"/>
                           </pic:cNvPicPr>
                         </pic:nvPicPr>
                         <pic:blipFill>
-                          <a:blip r:embed="rId57"/>
+                          <a:blip r:embed="rId61"/>
                           <a:stretch>
                             <a:fillRect/>
                           </a:stretch>
@@ -2157,7 +2211,7 @@
               </w:drawing>
             </w:r>
           </w:p>
-          <w:bookmarkEnd w:id="60"/>
+          <w:bookmarkEnd w:id="64"/>
         </w:tc>
       </w:tr>
     </w:tbl>
@@ -2168,8 +2222,8 @@
         </w:pict>
       </w:r>
     </w:p>
-    <w:bookmarkEnd w:id="61"/>
-    <w:bookmarkStart w:id="65" w:name="annexes"/>
+    <w:bookmarkEnd w:id="65"/>
+    <w:bookmarkStart w:id="69" w:name="annexes"/>
     <w:p>
       <w:pPr>
         <w:pStyle w:val="Heading1"/>
@@ -2178,7 +2232,7 @@
         <w:t xml:space="preserve">Annexes</w:t>
       </w:r>
     </w:p>
-    <w:bookmarkStart w:id="64" w:name="study-documentation-and-reproducibility"/>
+    <w:bookmarkStart w:id="68" w:name="study-documentation-and-reproducibility"/>
     <w:p>
       <w:pPr>
         <w:pStyle w:val="Heading2"/>
@@ -2220,7 +2274,7 @@
           <w:numId w:val="1010"/>
         </w:numPr>
       </w:pPr>
-      <w:hyperlink r:id="rId62">
+      <w:hyperlink r:id="rId66">
         <w:r>
           <w:rPr>
             <w:rStyle w:val="Hyperlink"/>
@@ -2242,7 +2296,7 @@
           <w:numId w:val="1010"/>
         </w:numPr>
       </w:pPr>
-      <w:hyperlink r:id="rId63">
+      <w:hyperlink r:id="rId67">
         <w:r>
           <w:rPr>
             <w:rStyle w:val="Hyperlink"/>
@@ -2263,9 +2317,9 @@
         </w:pict>
       </w:r>
     </w:p>
-    <w:bookmarkEnd w:id="64"/>
-    <w:bookmarkEnd w:id="65"/>
-    <w:bookmarkStart w:id="77" w:name="references"/>
+    <w:bookmarkEnd w:id="68"/>
+    <w:bookmarkEnd w:id="69"/>
+    <w:bookmarkStart w:id="81" w:name="references"/>
     <w:p>
       <w:pPr>
         <w:pStyle w:val="Heading1"/>
@@ -2274,8 +2328,8 @@
         <w:t xml:space="preserve">REFERENCES</w:t>
       </w:r>
     </w:p>
-    <w:bookmarkStart w:id="76" w:name="refs"/>
-    <w:bookmarkStart w:id="67" w:name="ref-car"/>
+    <w:bookmarkStart w:id="80" w:name="refs"/>
+    <w:bookmarkStart w:id="71" w:name="ref-car"/>
     <w:p>
       <w:pPr>
         <w:pStyle w:val="Bibliography"/>
@@ -2304,7 +2358,7 @@
       <w:r>
         <w:t xml:space="preserve"> </w:t>
       </w:r>
-      <w:hyperlink r:id="rId66">
+      <w:hyperlink r:id="rId70">
         <w:r>
           <w:rPr>
             <w:rStyle w:val="Hyperlink"/>
@@ -2316,8 +2370,8 @@
         <w:t xml:space="preserve">.</w:t>
       </w:r>
     </w:p>
-    <w:bookmarkEnd w:id="67"/>
-    <w:bookmarkStart w:id="69" w:name="ref-glmnet"/>
+    <w:bookmarkEnd w:id="71"/>
+    <w:bookmarkStart w:id="73" w:name="ref-glmnet"/>
     <w:p>
       <w:pPr>
         <w:pStyle w:val="Bibliography"/>
@@ -2340,7 +2394,7 @@
       <w:r>
         <w:t xml:space="preserve"> </w:t>
       </w:r>
-      <w:hyperlink r:id="rId68">
+      <w:hyperlink r:id="rId72">
         <w:r>
           <w:rPr>
             <w:rStyle w:val="Hyperlink"/>
@@ -2352,8 +2406,8 @@
         <w:t xml:space="preserve">.</w:t>
       </w:r>
     </w:p>
-    <w:bookmarkEnd w:id="69"/>
-    <w:bookmarkStart w:id="71" w:name="ref-tidyverse"/>
+    <w:bookmarkEnd w:id="73"/>
+    <w:bookmarkStart w:id="75" w:name="ref-tidyverse"/>
     <w:p>
       <w:pPr>
         <w:pStyle w:val="Bibliography"/>
@@ -2385,7 +2439,7 @@
       <w:r>
         <w:t xml:space="preserve"> </w:t>
       </w:r>
-      <w:hyperlink r:id="rId70">
+      <w:hyperlink r:id="rId74">
         <w:r>
           <w:rPr>
             <w:rStyle w:val="Hyperlink"/>
@@ -2397,8 +2451,8 @@
         <w:t xml:space="preserve">.</w:t>
       </w:r>
     </w:p>
-    <w:bookmarkEnd w:id="71"/>
-    <w:bookmarkStart w:id="73" w:name="ref-lmtest"/>
+    <w:bookmarkEnd w:id="75"/>
+    <w:bookmarkStart w:id="77" w:name="ref-lmtest"/>
     <w:p>
       <w:pPr>
         <w:pStyle w:val="Bibliography"/>
@@ -2421,7 +2475,7 @@
       <w:r>
         <w:t xml:space="preserve"> </w:t>
       </w:r>
-      <w:hyperlink r:id="rId72">
+      <w:hyperlink r:id="rId76">
         <w:r>
           <w:rPr>
             <w:rStyle w:val="Hyperlink"/>
@@ -2433,8 +2487,8 @@
         <w:t xml:space="preserve">.</w:t>
       </w:r>
     </w:p>
-    <w:bookmarkEnd w:id="73"/>
-    <w:bookmarkStart w:id="75" w:name="ref-sandwich"/>
+    <w:bookmarkEnd w:id="77"/>
+    <w:bookmarkStart w:id="79" w:name="ref-sandwich"/>
     <w:p>
       <w:pPr>
         <w:pStyle w:val="Bibliography"/>
@@ -2466,7 +2520,7 @@
       <w:r>
         <w:t xml:space="preserve"> </w:t>
       </w:r>
-      <w:hyperlink r:id="rId74">
+      <w:hyperlink r:id="rId78">
         <w:r>
           <w:rPr>
             <w:rStyle w:val="Hyperlink"/>
@@ -2478,9 +2532,9 @@
         <w:t xml:space="preserve">.</w:t>
       </w:r>
     </w:p>
-    <w:bookmarkEnd w:id="75"/>
-    <w:bookmarkEnd w:id="76"/>
-    <w:bookmarkEnd w:id="77"/>
+    <w:bookmarkEnd w:id="79"/>
+    <w:bookmarkEnd w:id="80"/>
+    <w:bookmarkEnd w:id="81"/>
     <w:sectPr/>
   </w:body>
 </w:document>
